--- a/३९.यह नैचुरल है डियर .docx
+++ b/३९.यह नैचुरल है डियर .docx
@@ -130,6 +130,34 @@
           <w:cs/>
         </w:rPr>
         <w:t xml:space="preserve"> </w:t>
+      </w:r>
+    </w:p>
+    <w:p>
+      <w:pPr>
+        <w:spacing w:after="0"/>
+        <w:jc w:val="both"/>
+      </w:pPr>
+      <w:r>
+        <w:rPr>
+          <w:rFonts w:ascii="Mangal" w:hAnsi="Mangal" w:cs="Mangal" w:eastAsia="Mangal"/>
+          <w:b/>
+          <w:sz w:val="24"/>
+        </w:rPr>
+        <w:t>शीर्षक पाठ की व्यंग्यात्मकता को संक्षेप में स्पष्ट कीजिए</w:t>
+      </w:r>
+    </w:p>
+    <w:p>
+      <w:pPr>
+        <w:spacing w:after="0"/>
+        <w:jc w:val="both"/>
+      </w:pPr>
+      <w:r>
+        <w:rPr>
+          <w:rFonts w:ascii="Mangal" w:hAnsi="Mangal" w:cs="Mangal" w:eastAsia="Mangal"/>
+          <w:b w:val="0"/>
+          <w:sz w:val="24"/>
+        </w:rPr>
+        <w:t>विवाह के बाद कथावाचक के दिमाग पर “ब्रेन फॉग” छा जाने की बात को वह पहले कोरोना का असर समझता है, पर अनुभवी गृहस्थ इसे विवाह का स्वाभाविक परिणाम बताता है। पत्नी को दिमाग सौंप देने और पति का अपनी सोच खो देना घरेलू जीवन की अतिरंजित हास्यपूर्ण तस्वीर है। लेखक विवाह में एकतरफा समर्पण को “नैचुरल” मानने और हर समस्या का दोष कोरोना पर डालने पर व्यंग्य करते हैं।</w:t>
       </w:r>
     </w:p>
     <w:sectPr>
